--- a/Bubble Orbit Mobile2/Assets/Asset Declaration Form Template.docx
+++ b/Bubble Orbit Mobile2/Assets/Asset Declaration Form Template.docx
@@ -79,20 +79,20 @@
         <w:tblLook w:val="04A0" w:firstRow="1" w:lastRow="0" w:firstColumn="1" w:lastColumn="0" w:noHBand="0" w:noVBand="1"/>
       </w:tblPr>
       <w:tblGrid>
-        <w:gridCol w:w="857"/>
-        <w:gridCol w:w="1406"/>
-        <w:gridCol w:w="720"/>
+        <w:gridCol w:w="912"/>
+        <w:gridCol w:w="1405"/>
+        <w:gridCol w:w="762"/>
         <w:gridCol w:w="851"/>
         <w:gridCol w:w="414"/>
-        <w:gridCol w:w="1701"/>
+        <w:gridCol w:w="1700"/>
         <w:gridCol w:w="1843"/>
-        <w:gridCol w:w="719"/>
+        <w:gridCol w:w="718"/>
         <w:gridCol w:w="1134"/>
-        <w:gridCol w:w="1123"/>
+        <w:gridCol w:w="1120"/>
         <w:gridCol w:w="851"/>
-        <w:gridCol w:w="1276"/>
+        <w:gridCol w:w="1273"/>
         <w:gridCol w:w="708"/>
-        <w:gridCol w:w="1701"/>
+        <w:gridCol w:w="1697"/>
       </w:tblGrid>
       <w:tr>
         <w:trPr>
@@ -482,6 +482,22 @@
                 <w:szCs w:val="18"/>
               </w:rPr>
             </w:pPr>
+            <w:r>
+              <w:rPr>
+                <w:sz w:val="18"/>
+                <w:szCs w:val="18"/>
+              </w:rPr>
+              <w:t>Assets/Scripts/Assists/</w:t>
+            </w:r>
+            <w:proofErr w:type="spellStart"/>
+            <w:r>
+              <w:rPr>
+                <w:sz w:val="18"/>
+                <w:szCs w:val="18"/>
+              </w:rPr>
+              <w:t>MaskInverter.cs</w:t>
+            </w:r>
+            <w:proofErr w:type="spellEnd"/>
           </w:p>
         </w:tc>
         <w:tc>
@@ -496,6 +512,13 @@
                 <w:szCs w:val="18"/>
               </w:rPr>
             </w:pPr>
+            <w:r>
+              <w:rPr>
+                <w:sz w:val="18"/>
+                <w:szCs w:val="18"/>
+              </w:rPr>
+              <w:t>Script</w:t>
+            </w:r>
           </w:p>
         </w:tc>
         <w:tc>
@@ -511,6 +534,13 @@
                 <w:szCs w:val="18"/>
               </w:rPr>
             </w:pPr>
+            <w:r>
+              <w:rPr>
+                <w:sz w:val="18"/>
+                <w:szCs w:val="18"/>
+              </w:rPr>
+              <w:t>https://github.com/yapetrichka/UIMask/</w:t>
+            </w:r>
           </w:p>
         </w:tc>
         <w:tc>
@@ -525,6 +555,13 @@
                 <w:szCs w:val="18"/>
               </w:rPr>
             </w:pPr>
+            <w:r>
+              <w:rPr>
+                <w:sz w:val="18"/>
+                <w:szCs w:val="18"/>
+              </w:rPr>
+              <w:t>N</w:t>
+            </w:r>
           </w:p>
         </w:tc>
         <w:tc>

--- a/Bubble Orbit Mobile2/Assets/Asset Declaration Form Template.docx
+++ b/Bubble Orbit Mobile2/Assets/Asset Declaration Form Template.docx
@@ -594,6 +594,20 @@
                 <w:szCs w:val="18"/>
               </w:rPr>
             </w:pPr>
+            <w:r>
+              <w:rPr>
+                <w:sz w:val="18"/>
+                <w:szCs w:val="18"/>
+              </w:rPr>
+              <w:t xml:space="preserve">Various audio files + </w:t>
+            </w:r>
+            <w:r>
+              <w:rPr>
+                <w:sz w:val="18"/>
+                <w:szCs w:val="18"/>
+              </w:rPr>
+              <w:t>parts of main soundtrack</w:t>
+            </w:r>
           </w:p>
         </w:tc>
         <w:tc>
@@ -608,6 +622,13 @@
                 <w:szCs w:val="18"/>
               </w:rPr>
             </w:pPr>
+            <w:r>
+              <w:rPr>
+                <w:sz w:val="18"/>
+                <w:szCs w:val="18"/>
+              </w:rPr>
+              <w:t>Audio</w:t>
+            </w:r>
           </w:p>
         </w:tc>
         <w:tc>
@@ -623,6 +644,13 @@
                 <w:szCs w:val="18"/>
               </w:rPr>
             </w:pPr>
+            <w:r>
+              <w:rPr>
+                <w:sz w:val="18"/>
+                <w:szCs w:val="18"/>
+              </w:rPr>
+              <w:t>https://www.soundsnap.com/</w:t>
+            </w:r>
           </w:p>
         </w:tc>
         <w:tc>
@@ -637,6 +665,13 @@
                 <w:szCs w:val="18"/>
               </w:rPr>
             </w:pPr>
+            <w:r>
+              <w:rPr>
+                <w:sz w:val="18"/>
+                <w:szCs w:val="18"/>
+              </w:rPr>
+              <w:t>~</w:t>
+            </w:r>
           </w:p>
         </w:tc>
         <w:tc>
@@ -3761,6 +3796,25 @@
 </file>
 
 <file path=customXml/item1.xml><?xml version="1.0" encoding="utf-8"?>
+<?mso-contentType ?>
+<FormTemplates xmlns="http://schemas.microsoft.com/sharepoint/v3/contenttype/forms">
+  <Display>DocumentLibraryForm</Display>
+  <Edit>DocumentLibraryForm</Edit>
+  <New>DocumentLibraryForm</New>
+</FormTemplates>
+</file>
+
+<file path=customXml/item2.xml><?xml version="1.0" encoding="utf-8"?>
+<p:properties xmlns:p="http://schemas.microsoft.com/office/2006/metadata/properties" xmlns:xsi="http://www.w3.org/2001/XMLSchema-instance" xmlns:pc="http://schemas.microsoft.com/office/infopath/2007/PartnerControls">
+  <documentManagement/>
+</p:properties>
+</file>
+
+<file path=customXml/item3.xml><?xml version="1.0" encoding="utf-8"?>
+<b:Sources xmlns:b="http://schemas.openxmlformats.org/officeDocument/2006/bibliography" xmlns="http://schemas.openxmlformats.org/officeDocument/2006/bibliography" SelectedStyle="\APASixthEditionOfficeOnline.xsl" StyleName="APA" Version="6"/>
+</file>
+
+<file path=customXml/item4.xml><?xml version="1.0" encoding="utf-8"?>
 <ct:contentTypeSchema xmlns:ct="http://schemas.microsoft.com/office/2006/metadata/contentType" xmlns:ma="http://schemas.microsoft.com/office/2006/metadata/properties/metaAttributes" ct:_="" ma:_="" ma:contentTypeName="Document" ma:contentTypeID="0x010100F8B5D4B0D92AE44291B7C26D5DCAD5DE" ma:contentTypeVersion="3" ma:contentTypeDescription="Create a new document." ma:contentTypeScope="" ma:versionID="496ec5ab8010c1545049ac0deb40654c">
   <xsd:schema xmlns:xsd="http://www.w3.org/2001/XMLSchema" xmlns:xs="http://www.w3.org/2001/XMLSchema" xmlns:p="http://schemas.microsoft.com/office/2006/metadata/properties" xmlns:ns2="1536719f-338f-4bab-9bd1-dc1e037a775f" targetNamespace="http://schemas.microsoft.com/office/2006/metadata/properties" ma:root="true" ma:fieldsID="fbab61102207687f3ae0f5a09b4baa88" ns2:_="">
     <xsd:import namespace="1536719f-338f-4bab-9bd1-dc1e037a775f"/>
@@ -3898,26 +3952,32 @@
 </ct:contentTypeSchema>
 </file>
 
-<file path=customXml/item2.xml><?xml version="1.0" encoding="utf-8"?>
-<b:Sources xmlns:b="http://schemas.openxmlformats.org/officeDocument/2006/bibliography" xmlns="http://schemas.openxmlformats.org/officeDocument/2006/bibliography" SelectedStyle="\APASixthEditionOfficeOnline.xsl" StyleName="APA" Version="6"/>
+<file path=customXml/itemProps1.xml><?xml version="1.0" encoding="utf-8"?>
+<ds:datastoreItem xmlns:ds="http://schemas.openxmlformats.org/officeDocument/2006/customXml" ds:itemID="{9323B359-151B-4B2A-B54E-99ADEBFCE45C}">
+  <ds:schemaRefs>
+    <ds:schemaRef ds:uri="http://schemas.microsoft.com/sharepoint/v3/contenttype/forms"/>
+  </ds:schemaRefs>
+</ds:datastoreItem>
 </file>
 
-<file path=customXml/item3.xml><?xml version="1.0" encoding="utf-8"?>
-<p:properties xmlns:p="http://schemas.microsoft.com/office/2006/metadata/properties" xmlns:xsi="http://www.w3.org/2001/XMLSchema-instance" xmlns:pc="http://schemas.microsoft.com/office/infopath/2007/PartnerControls">
-  <documentManagement/>
-</p:properties>
+<file path=customXml/itemProps2.xml><?xml version="1.0" encoding="utf-8"?>
+<ds:datastoreItem xmlns:ds="http://schemas.openxmlformats.org/officeDocument/2006/customXml" ds:itemID="{43CEC7C5-8AC3-4CEC-9800-27AFF27DF7FA}">
+  <ds:schemaRefs>
+    <ds:schemaRef ds:uri="http://schemas.microsoft.com/office/2006/metadata/properties"/>
+    <ds:schemaRef ds:uri="http://schemas.microsoft.com/office/infopath/2007/PartnerControls"/>
+  </ds:schemaRefs>
+</ds:datastoreItem>
 </file>
 
-<file path=customXml/item4.xml><?xml version="1.0" encoding="utf-8"?>
-<?mso-contentType ?>
-<FormTemplates xmlns="http://schemas.microsoft.com/sharepoint/v3/contenttype/forms">
-  <Display>DocumentLibraryForm</Display>
-  <Edit>DocumentLibraryForm</Edit>
-  <New>DocumentLibraryForm</New>
-</FormTemplates>
+<file path=customXml/itemProps3.xml><?xml version="1.0" encoding="utf-8"?>
+<ds:datastoreItem xmlns:ds="http://schemas.openxmlformats.org/officeDocument/2006/customXml" ds:itemID="{5FAA12DC-28BC-47CA-96E2-0E326ABE849D}">
+  <ds:schemaRefs>
+    <ds:schemaRef ds:uri="http://schemas.openxmlformats.org/officeDocument/2006/bibliography"/>
+  </ds:schemaRefs>
+</ds:datastoreItem>
 </file>
 
-<file path=customXml/itemProps1.xml><?xml version="1.0" encoding="utf-8"?>
+<file path=customXml/itemProps4.xml><?xml version="1.0" encoding="utf-8"?>
 <ds:datastoreItem xmlns:ds="http://schemas.openxmlformats.org/officeDocument/2006/customXml" ds:itemID="{3F925FC0-AE79-4B8E-9064-8AF59A7C4609}">
   <ds:schemaRefs>
     <ds:schemaRef ds:uri="http://schemas.microsoft.com/office/2006/metadata/contentType"/>
@@ -3933,29 +3993,4 @@
     <ds:schemaRef ds:uri="http://schemas.microsoft.com/internal/obd"/>
   </ds:schemaRefs>
 </ds:datastoreItem>
-</file>
-
-<file path=customXml/itemProps2.xml><?xml version="1.0" encoding="utf-8"?>
-<ds:datastoreItem xmlns:ds="http://schemas.openxmlformats.org/officeDocument/2006/customXml" ds:itemID="{5FAA12DC-28BC-47CA-96E2-0E326ABE849D}">
-  <ds:schemaRefs>
-    <ds:schemaRef ds:uri="http://schemas.openxmlformats.org/officeDocument/2006/bibliography"/>
-  </ds:schemaRefs>
-</ds:datastoreItem>
-</file>
-
-<file path=customXml/itemProps3.xml><?xml version="1.0" encoding="utf-8"?>
-<ds:datastoreItem xmlns:ds="http://schemas.openxmlformats.org/officeDocument/2006/customXml" ds:itemID="{43CEC7C5-8AC3-4CEC-9800-27AFF27DF7FA}">
-  <ds:schemaRefs>
-    <ds:schemaRef ds:uri="http://schemas.microsoft.com/office/2006/metadata/properties"/>
-    <ds:schemaRef ds:uri="http://schemas.microsoft.com/office/infopath/2007/PartnerControls"/>
-  </ds:schemaRefs>
-</ds:datastoreItem>
-</file>
-
-<file path=customXml/itemProps4.xml><?xml version="1.0" encoding="utf-8"?>
-<ds:datastoreItem xmlns:ds="http://schemas.openxmlformats.org/officeDocument/2006/customXml" ds:itemID="{9323B359-151B-4B2A-B54E-99ADEBFCE45C}">
-  <ds:schemaRefs>
-    <ds:schemaRef ds:uri="http://schemas.microsoft.com/sharepoint/v3/contenttype/forms"/>
-  </ds:schemaRefs>
-</ds:datastoreItem>
 </file>
--- a/Bubble Orbit Mobile2/Assets/Asset Declaration Form Template.docx
+++ b/Bubble Orbit Mobile2/Assets/Asset Declaration Form Template.docx
@@ -79,20 +79,20 @@
         <w:tblLook w:val="04A0" w:firstRow="1" w:lastRow="0" w:firstColumn="1" w:lastColumn="0" w:noHBand="0" w:noVBand="1"/>
       </w:tblPr>
       <w:tblGrid>
-        <w:gridCol w:w="912"/>
-        <w:gridCol w:w="1405"/>
-        <w:gridCol w:w="762"/>
-        <w:gridCol w:w="851"/>
+        <w:gridCol w:w="950"/>
+        <w:gridCol w:w="1442"/>
+        <w:gridCol w:w="794"/>
+        <w:gridCol w:w="848"/>
         <w:gridCol w:w="414"/>
-        <w:gridCol w:w="1700"/>
+        <w:gridCol w:w="1693"/>
         <w:gridCol w:w="1843"/>
-        <w:gridCol w:w="718"/>
-        <w:gridCol w:w="1134"/>
-        <w:gridCol w:w="1120"/>
-        <w:gridCol w:w="851"/>
-        <w:gridCol w:w="1273"/>
-        <w:gridCol w:w="708"/>
-        <w:gridCol w:w="1697"/>
+        <w:gridCol w:w="712"/>
+        <w:gridCol w:w="1133"/>
+        <w:gridCol w:w="1095"/>
+        <w:gridCol w:w="848"/>
+        <w:gridCol w:w="1245"/>
+        <w:gridCol w:w="707"/>
+        <w:gridCol w:w="1664"/>
       </w:tblGrid>
       <w:tr>
         <w:trPr>
@@ -687,6 +687,13 @@
                 <w:szCs w:val="18"/>
               </w:rPr>
             </w:pPr>
+            <w:r>
+              <w:rPr>
+                <w:sz w:val="18"/>
+                <w:szCs w:val="18"/>
+              </w:rPr>
+              <w:t>Some modified, some not.</w:t>
+            </w:r>
           </w:p>
         </w:tc>
       </w:tr>
@@ -704,6 +711,29 @@
                 <w:szCs w:val="18"/>
               </w:rPr>
             </w:pPr>
+            <w:r>
+              <w:rPr>
+                <w:sz w:val="18"/>
+                <w:szCs w:val="18"/>
+              </w:rPr>
+              <w:t>Assets/Scripts/</w:t>
+            </w:r>
+            <w:proofErr w:type="spellStart"/>
+            <w:r>
+              <w:rPr>
+                <w:sz w:val="18"/>
+                <w:szCs w:val="18"/>
+              </w:rPr>
+              <w:t>AFG_Soundscape_Project</w:t>
+            </w:r>
+            <w:proofErr w:type="spellEnd"/>
+            <w:r>
+              <w:rPr>
+                <w:sz w:val="18"/>
+                <w:szCs w:val="18"/>
+              </w:rPr>
+              <w:t xml:space="preserve"> imports</w:t>
+            </w:r>
           </w:p>
         </w:tc>
         <w:tc>
@@ -718,6 +748,13 @@
                 <w:szCs w:val="18"/>
               </w:rPr>
             </w:pPr>
+            <w:r>
+              <w:rPr>
+                <w:sz w:val="18"/>
+                <w:szCs w:val="18"/>
+              </w:rPr>
+              <w:t>Script</w:t>
+            </w:r>
           </w:p>
         </w:tc>
         <w:tc>
@@ -733,6 +770,20 @@
                 <w:szCs w:val="18"/>
               </w:rPr>
             </w:pPr>
+            <w:r>
+              <w:rPr>
+                <w:sz w:val="18"/>
+                <w:szCs w:val="18"/>
+              </w:rPr>
+              <w:t xml:space="preserve">Canvas </w:t>
+            </w:r>
+            <w:r>
+              <w:rPr>
+                <w:sz w:val="18"/>
+                <w:szCs w:val="18"/>
+              </w:rPr>
+              <w:t>– Module attached file packages &amp; Sample Unity Project</w:t>
+            </w:r>
           </w:p>
         </w:tc>
         <w:tc>
@@ -747,6 +798,13 @@
                 <w:szCs w:val="18"/>
               </w:rPr>
             </w:pPr>
+            <w:r>
+              <w:rPr>
+                <w:sz w:val="18"/>
+                <w:szCs w:val="18"/>
+              </w:rPr>
+              <w:t>~</w:t>
+            </w:r>
           </w:p>
         </w:tc>
         <w:tc>
@@ -762,6 +820,64 @@
                 <w:szCs w:val="18"/>
               </w:rPr>
             </w:pPr>
+            <w:r>
+              <w:rPr>
+                <w:sz w:val="18"/>
+                <w:szCs w:val="18"/>
+              </w:rPr>
+              <w:t xml:space="preserve">Imported scripts are kept intact, </w:t>
+            </w:r>
+            <w:r>
+              <w:rPr>
+                <w:sz w:val="18"/>
+                <w:szCs w:val="18"/>
+              </w:rPr>
+              <w:t>additional</w:t>
+            </w:r>
+            <w:r>
+              <w:rPr>
+                <w:sz w:val="18"/>
+                <w:szCs w:val="18"/>
+              </w:rPr>
+              <w:t xml:space="preserve"> scripts are created by copying</w:t>
+            </w:r>
+            <w:r>
+              <w:rPr>
+                <w:sz w:val="18"/>
+                <w:szCs w:val="18"/>
+              </w:rPr>
+              <w:t xml:space="preserve">, </w:t>
+            </w:r>
+            <w:proofErr w:type="spellStart"/>
+            <w:r>
+              <w:rPr>
+                <w:sz w:val="18"/>
+                <w:szCs w:val="18"/>
+              </w:rPr>
+              <w:t>frankensteining</w:t>
+            </w:r>
+            <w:proofErr w:type="spellEnd"/>
+            <w:r>
+              <w:rPr>
+                <w:sz w:val="18"/>
+                <w:szCs w:val="18"/>
+              </w:rPr>
+              <w:t xml:space="preserve">, and </w:t>
+            </w:r>
+            <w:r>
+              <w:rPr>
+                <w:sz w:val="18"/>
+                <w:szCs w:val="18"/>
+              </w:rPr>
+              <w:t>modifying</w:t>
+            </w:r>
+            <w:r>
+              <w:rPr>
+                <w:sz w:val="18"/>
+                <w:szCs w:val="18"/>
+              </w:rPr>
+              <w:t xml:space="preserve"> some of the scripts.</w:t>
+            </w:r>
           </w:p>
         </w:tc>
       </w:tr>
@@ -3301,7 +3417,6 @@
   <w:style w:type="character" w:default="1" w:styleId="DefaultParagraphFont">
     <w:name w:val="Default Paragraph Font"/>
     <w:uiPriority w:val="1"/>
-    <w:semiHidden/>
     <w:unhideWhenUsed/>
   </w:style>
   <w:style w:type="table" w:default="1" w:styleId="TableNormal">
@@ -3796,25 +3911,6 @@
 </file>
 
 <file path=customXml/item1.xml><?xml version="1.0" encoding="utf-8"?>
-<?mso-contentType ?>
-<FormTemplates xmlns="http://schemas.microsoft.com/sharepoint/v3/contenttype/forms">
-  <Display>DocumentLibraryForm</Display>
-  <Edit>DocumentLibraryForm</Edit>
-  <New>DocumentLibraryForm</New>
-</FormTemplates>
-</file>
-
-<file path=customXml/item2.xml><?xml version="1.0" encoding="utf-8"?>
-<p:properties xmlns:p="http://schemas.microsoft.com/office/2006/metadata/properties" xmlns:xsi="http://www.w3.org/2001/XMLSchema-instance" xmlns:pc="http://schemas.microsoft.com/office/infopath/2007/PartnerControls">
-  <documentManagement/>
-</p:properties>
-</file>
-
-<file path=customXml/item3.xml><?xml version="1.0" encoding="utf-8"?>
-<b:Sources xmlns:b="http://schemas.openxmlformats.org/officeDocument/2006/bibliography" xmlns="http://schemas.openxmlformats.org/officeDocument/2006/bibliography" SelectedStyle="\APASixthEditionOfficeOnline.xsl" StyleName="APA" Version="6"/>
-</file>
-
-<file path=customXml/item4.xml><?xml version="1.0" encoding="utf-8"?>
 <ct:contentTypeSchema xmlns:ct="http://schemas.microsoft.com/office/2006/metadata/contentType" xmlns:ma="http://schemas.microsoft.com/office/2006/metadata/properties/metaAttributes" ct:_="" ma:_="" ma:contentTypeName="Document" ma:contentTypeID="0x010100F8B5D4B0D92AE44291B7C26D5DCAD5DE" ma:contentTypeVersion="3" ma:contentTypeDescription="Create a new document." ma:contentTypeScope="" ma:versionID="496ec5ab8010c1545049ac0deb40654c">
   <xsd:schema xmlns:xsd="http://www.w3.org/2001/XMLSchema" xmlns:xs="http://www.w3.org/2001/XMLSchema" xmlns:p="http://schemas.microsoft.com/office/2006/metadata/properties" xmlns:ns2="1536719f-338f-4bab-9bd1-dc1e037a775f" targetNamespace="http://schemas.microsoft.com/office/2006/metadata/properties" ma:root="true" ma:fieldsID="fbab61102207687f3ae0f5a09b4baa88" ns2:_="">
     <xsd:import namespace="1536719f-338f-4bab-9bd1-dc1e037a775f"/>
@@ -3952,32 +4048,26 @@
 </ct:contentTypeSchema>
 </file>
 
-<file path=customXml/itemProps1.xml><?xml version="1.0" encoding="utf-8"?>
-<ds:datastoreItem xmlns:ds="http://schemas.openxmlformats.org/officeDocument/2006/customXml" ds:itemID="{9323B359-151B-4B2A-B54E-99ADEBFCE45C}">
-  <ds:schemaRefs>
-    <ds:schemaRef ds:uri="http://schemas.microsoft.com/sharepoint/v3/contenttype/forms"/>
-  </ds:schemaRefs>
-</ds:datastoreItem>
+<file path=customXml/item2.xml><?xml version="1.0" encoding="utf-8"?>
+<b:Sources xmlns:b="http://schemas.openxmlformats.org/officeDocument/2006/bibliography" xmlns="http://schemas.openxmlformats.org/officeDocument/2006/bibliography" SelectedStyle="\APASixthEditionOfficeOnline.xsl" StyleName="APA" Version="6"/>
 </file>
 
-<file path=customXml/itemProps2.xml><?xml version="1.0" encoding="utf-8"?>
-<ds:datastoreItem xmlns:ds="http://schemas.openxmlformats.org/officeDocument/2006/customXml" ds:itemID="{43CEC7C5-8AC3-4CEC-9800-27AFF27DF7FA}">
-  <ds:schemaRefs>
-    <ds:schemaRef ds:uri="http://schemas.microsoft.com/office/2006/metadata/properties"/>
-    <ds:schemaRef ds:uri="http://schemas.microsoft.com/office/infopath/2007/PartnerControls"/>
-  </ds:schemaRefs>
-</ds:datastoreItem>
+<file path=customXml/item3.xml><?xml version="1.0" encoding="utf-8"?>
+<p:properties xmlns:p="http://schemas.microsoft.com/office/2006/metadata/properties" xmlns:xsi="http://www.w3.org/2001/XMLSchema-instance" xmlns:pc="http://schemas.microsoft.com/office/infopath/2007/PartnerControls">
+  <documentManagement/>
+</p:properties>
 </file>
 
-<file path=customXml/itemProps3.xml><?xml version="1.0" encoding="utf-8"?>
-<ds:datastoreItem xmlns:ds="http://schemas.openxmlformats.org/officeDocument/2006/customXml" ds:itemID="{5FAA12DC-28BC-47CA-96E2-0E326ABE849D}">
-  <ds:schemaRefs>
-    <ds:schemaRef ds:uri="http://schemas.openxmlformats.org/officeDocument/2006/bibliography"/>
-  </ds:schemaRefs>
-</ds:datastoreItem>
+<file path=customXml/item4.xml><?xml version="1.0" encoding="utf-8"?>
+<?mso-contentType ?>
+<FormTemplates xmlns="http://schemas.microsoft.com/sharepoint/v3/contenttype/forms">
+  <Display>DocumentLibraryForm</Display>
+  <Edit>DocumentLibraryForm</Edit>
+  <New>DocumentLibraryForm</New>
+</FormTemplates>
 </file>
 
-<file path=customXml/itemProps4.xml><?xml version="1.0" encoding="utf-8"?>
+<file path=customXml/itemProps1.xml><?xml version="1.0" encoding="utf-8"?>
 <ds:datastoreItem xmlns:ds="http://schemas.openxmlformats.org/officeDocument/2006/customXml" ds:itemID="{3F925FC0-AE79-4B8E-9064-8AF59A7C4609}">
   <ds:schemaRefs>
     <ds:schemaRef ds:uri="http://schemas.microsoft.com/office/2006/metadata/contentType"/>
@@ -3993,4 +4083,29 @@
     <ds:schemaRef ds:uri="http://schemas.microsoft.com/internal/obd"/>
   </ds:schemaRefs>
 </ds:datastoreItem>
+</file>
+
+<file path=customXml/itemProps2.xml><?xml version="1.0" encoding="utf-8"?>
+<ds:datastoreItem xmlns:ds="http://schemas.openxmlformats.org/officeDocument/2006/customXml" ds:itemID="{5FAA12DC-28BC-47CA-96E2-0E326ABE849D}">
+  <ds:schemaRefs>
+    <ds:schemaRef ds:uri="http://schemas.openxmlformats.org/officeDocument/2006/bibliography"/>
+  </ds:schemaRefs>
+</ds:datastoreItem>
+</file>
+
+<file path=customXml/itemProps3.xml><?xml version="1.0" encoding="utf-8"?>
+<ds:datastoreItem xmlns:ds="http://schemas.openxmlformats.org/officeDocument/2006/customXml" ds:itemID="{43CEC7C5-8AC3-4CEC-9800-27AFF27DF7FA}">
+  <ds:schemaRefs>
+    <ds:schemaRef ds:uri="http://schemas.microsoft.com/office/2006/metadata/properties"/>
+    <ds:schemaRef ds:uri="http://schemas.microsoft.com/office/infopath/2007/PartnerControls"/>
+  </ds:schemaRefs>
+</ds:datastoreItem>
+</file>
+
+<file path=customXml/itemProps4.xml><?xml version="1.0" encoding="utf-8"?>
+<ds:datastoreItem xmlns:ds="http://schemas.openxmlformats.org/officeDocument/2006/customXml" ds:itemID="{9323B359-151B-4B2A-B54E-99ADEBFCE45C}">
+  <ds:schemaRefs>
+    <ds:schemaRef ds:uri="http://schemas.microsoft.com/sharepoint/v3/contenttype/forms"/>
+  </ds:schemaRefs>
+</ds:datastoreItem>
 </file>
--- a/Bubble Orbit Mobile2/Assets/Asset Declaration Form Template.docx
+++ b/Bubble Orbit Mobile2/Assets/Asset Declaration Form Template.docx
@@ -895,6 +895,100 @@
                 <w:szCs w:val="18"/>
               </w:rPr>
             </w:pPr>
+            <w:r>
+              <w:rPr>
+                <w:sz w:val="18"/>
+                <w:szCs w:val="18"/>
+              </w:rPr>
+              <w:t>Assets/Audio</w:t>
+            </w:r>
+            <w:r>
+              <w:rPr>
+                <w:sz w:val="18"/>
+                <w:szCs w:val="18"/>
+              </w:rPr>
+              <w:t>/</w:t>
+            </w:r>
+          </w:p>
+          <w:p>
+            <w:pPr>
+              <w:pStyle w:val="ListParagraph"/>
+              <w:numPr>
+                <w:ilvl w:val="0"/>
+                <w:numId w:val="1"/>
+              </w:numPr>
+              <w:rPr>
+                <w:sz w:val="18"/>
+                <w:szCs w:val="18"/>
+              </w:rPr>
+            </w:pPr>
+            <w:r>
+              <w:rPr>
+                <w:sz w:val="18"/>
+                <w:szCs w:val="18"/>
+              </w:rPr>
+              <w:t>MainMenu.wav</w:t>
+            </w:r>
+          </w:p>
+          <w:p>
+            <w:pPr>
+              <w:pStyle w:val="ListParagraph"/>
+              <w:numPr>
+                <w:ilvl w:val="0"/>
+                <w:numId w:val="1"/>
+              </w:numPr>
+              <w:rPr>
+                <w:sz w:val="18"/>
+                <w:szCs w:val="18"/>
+              </w:rPr>
+            </w:pPr>
+            <w:r>
+              <w:rPr>
+                <w:sz w:val="18"/>
+                <w:szCs w:val="18"/>
+              </w:rPr>
+              <w:t>Rush.wav</w:t>
+            </w:r>
+          </w:p>
+          <w:p>
+            <w:pPr>
+              <w:pStyle w:val="ListParagraph"/>
+              <w:numPr>
+                <w:ilvl w:val="0"/>
+                <w:numId w:val="1"/>
+              </w:numPr>
+              <w:rPr>
+                <w:sz w:val="18"/>
+                <w:szCs w:val="18"/>
+              </w:rPr>
+            </w:pPr>
+            <w:r>
+              <w:rPr>
+                <w:sz w:val="18"/>
+                <w:szCs w:val="18"/>
+              </w:rPr>
+              <w:t>Endless.wav</w:t>
+            </w:r>
+          </w:p>
+          <w:p>
+            <w:pPr>
+              <w:pStyle w:val="ListParagraph"/>
+              <w:numPr>
+                <w:ilvl w:val="0"/>
+                <w:numId w:val="1"/>
+              </w:numPr>
+              <w:rPr>
+                <w:sz w:val="18"/>
+                <w:szCs w:val="18"/>
+              </w:rPr>
+            </w:pPr>
+            <w:r>
+              <w:rPr>
+                <w:sz w:val="18"/>
+                <w:szCs w:val="18"/>
+              </w:rPr>
+              <w:t>End.wav</w:t>
+            </w:r>
           </w:p>
         </w:tc>
         <w:tc>
@@ -909,6 +1003,13 @@
                 <w:szCs w:val="18"/>
               </w:rPr>
             </w:pPr>
+            <w:r>
+              <w:rPr>
+                <w:sz w:val="18"/>
+                <w:szCs w:val="18"/>
+              </w:rPr>
+              <w:t>Audio</w:t>
+            </w:r>
           </w:p>
         </w:tc>
         <w:tc>
@@ -924,6 +1025,109 @@
                 <w:szCs w:val="18"/>
               </w:rPr>
             </w:pPr>
+            <w:r>
+              <w:rPr>
+                <w:sz w:val="18"/>
+                <w:szCs w:val="18"/>
+              </w:rPr>
+              <w:t xml:space="preserve">MLP Instrumentals: </w:t>
+            </w:r>
+          </w:p>
+          <w:p>
+            <w:pPr>
+              <w:pStyle w:val="ListParagraph"/>
+              <w:numPr>
+                <w:ilvl w:val="0"/>
+                <w:numId w:val="1"/>
+              </w:numPr>
+              <w:rPr>
+                <w:sz w:val="18"/>
+                <w:szCs w:val="18"/>
+              </w:rPr>
+            </w:pPr>
+            <w:r>
+              <w:rPr>
+                <w:sz w:val="18"/>
+                <w:szCs w:val="18"/>
+              </w:rPr>
+              <w:t xml:space="preserve">Legend You Were Meant </w:t>
+            </w:r>
+            <w:proofErr w:type="gramStart"/>
+            <w:r>
+              <w:rPr>
+                <w:sz w:val="18"/>
+                <w:szCs w:val="18"/>
+              </w:rPr>
+              <w:t>To</w:t>
+            </w:r>
+            <w:proofErr w:type="gramEnd"/>
+            <w:r>
+              <w:rPr>
+                <w:sz w:val="18"/>
+                <w:szCs w:val="18"/>
+              </w:rPr>
+              <w:t xml:space="preserve"> Be</w:t>
+            </w:r>
+          </w:p>
+          <w:p>
+            <w:pPr>
+              <w:pStyle w:val="ListParagraph"/>
+              <w:numPr>
+                <w:ilvl w:val="0"/>
+                <w:numId w:val="1"/>
+              </w:numPr>
+              <w:rPr>
+                <w:sz w:val="18"/>
+                <w:szCs w:val="18"/>
+              </w:rPr>
+            </w:pPr>
+            <w:r>
+              <w:rPr>
+                <w:sz w:val="18"/>
+                <w:szCs w:val="18"/>
+              </w:rPr>
+              <w:t>What my Cutie Mark is Telling Me</w:t>
+            </w:r>
+          </w:p>
+          <w:p>
+            <w:pPr>
+              <w:pStyle w:val="ListParagraph"/>
+              <w:numPr>
+                <w:ilvl w:val="0"/>
+                <w:numId w:val="1"/>
+              </w:numPr>
+              <w:rPr>
+                <w:sz w:val="18"/>
+                <w:szCs w:val="18"/>
+              </w:rPr>
+            </w:pPr>
+            <w:r>
+              <w:rPr>
+                <w:sz w:val="18"/>
+                <w:szCs w:val="18"/>
+              </w:rPr>
+              <w:t>Art of The Dress</w:t>
+            </w:r>
+          </w:p>
+          <w:p>
+            <w:pPr>
+              <w:pStyle w:val="ListParagraph"/>
+              <w:numPr>
+                <w:ilvl w:val="0"/>
+                <w:numId w:val="1"/>
+              </w:numPr>
+              <w:rPr>
+                <w:sz w:val="18"/>
+                <w:szCs w:val="18"/>
+              </w:rPr>
+            </w:pPr>
+            <w:r>
+              <w:rPr>
+                <w:sz w:val="18"/>
+                <w:szCs w:val="18"/>
+              </w:rPr>
+              <w:t>Dance Magic</w:t>
+            </w:r>
           </w:p>
         </w:tc>
         <w:tc>
@@ -938,6 +1142,66 @@
                 <w:szCs w:val="18"/>
               </w:rPr>
             </w:pPr>
+          </w:p>
+          <w:p>
+            <w:pPr>
+              <w:rPr>
+                <w:sz w:val="18"/>
+                <w:szCs w:val="18"/>
+              </w:rPr>
+            </w:pPr>
+            <w:r>
+              <w:rPr>
+                <w:sz w:val="18"/>
+                <w:szCs w:val="18"/>
+              </w:rPr>
+              <w:t>N</w:t>
+            </w:r>
+          </w:p>
+          <w:p>
+            <w:pPr>
+              <w:rPr>
+                <w:sz w:val="18"/>
+                <w:szCs w:val="18"/>
+              </w:rPr>
+            </w:pPr>
+            <w:r>
+              <w:rPr>
+                <w:sz w:val="18"/>
+                <w:szCs w:val="18"/>
+              </w:rPr>
+              <w:t>N</w:t>
+            </w:r>
+          </w:p>
+          <w:p>
+            <w:pPr>
+              <w:rPr>
+                <w:sz w:val="18"/>
+                <w:szCs w:val="18"/>
+              </w:rPr>
+            </w:pPr>
+            <w:r>
+              <w:rPr>
+                <w:sz w:val="18"/>
+                <w:szCs w:val="18"/>
+              </w:rPr>
+              <w:t>Y</w:t>
+            </w:r>
+          </w:p>
+          <w:p>
+            <w:pPr>
+              <w:rPr>
+                <w:sz w:val="18"/>
+                <w:szCs w:val="18"/>
+              </w:rPr>
+            </w:pPr>
+            <w:r>
+              <w:rPr>
+                <w:sz w:val="18"/>
+                <w:szCs w:val="18"/>
+              </w:rPr>
+              <w:t>Y</w:t>
+            </w:r>
           </w:p>
         </w:tc>
         <w:tc>
@@ -953,6 +1217,52 @@
                 <w:szCs w:val="18"/>
               </w:rPr>
             </w:pPr>
+          </w:p>
+          <w:p>
+            <w:pPr>
+              <w:rPr>
+                <w:sz w:val="18"/>
+                <w:szCs w:val="18"/>
+              </w:rPr>
+            </w:pPr>
+          </w:p>
+          <w:p>
+            <w:pPr>
+              <w:rPr>
+                <w:sz w:val="18"/>
+                <w:szCs w:val="18"/>
+              </w:rPr>
+            </w:pPr>
+          </w:p>
+          <w:p>
+            <w:pPr>
+              <w:rPr>
+                <w:sz w:val="18"/>
+                <w:szCs w:val="18"/>
+              </w:rPr>
+            </w:pPr>
+            <w:r>
+              <w:rPr>
+                <w:sz w:val="18"/>
+                <w:szCs w:val="18"/>
+              </w:rPr>
+              <w:t>Cut at some point to loop</w:t>
+            </w:r>
+          </w:p>
+          <w:p>
+            <w:pPr>
+              <w:rPr>
+                <w:sz w:val="18"/>
+                <w:szCs w:val="18"/>
+              </w:rPr>
+            </w:pPr>
+            <w:r>
+              <w:rPr>
+                <w:sz w:val="18"/>
+                <w:szCs w:val="18"/>
+              </w:rPr>
+              <w:t>Cut at some point to loop</w:t>
+            </w:r>
           </w:p>
         </w:tc>
       </w:tr>
@@ -2854,7 +3164,6 @@
                 <w:sz w:val="20"/>
                 <w:szCs w:val="20"/>
               </w:rPr>
-              <w:lastRenderedPageBreak/>
               <w:t xml:space="preserve">I Understand that any false claim for this work will be penalised in accordance with the GSA regulations.                                  </w:t>
             </w:r>
             <w:r>
@@ -2992,6 +3301,126 @@
     </w:p>
   </w:footnote>
 </w:footnotes>
+</file>
+
+<file path=word/numbering.xml><?xml version="1.0" encoding="utf-8"?>
+<w:numbering xmlns:wpc="http://schemas.microsoft.com/office/word/2010/wordprocessingCanvas" xmlns:cx="http://schemas.microsoft.com/office/drawing/2014/chartex" xmlns:cx1="http://schemas.microsoft.com/office/drawing/2015/9/8/chartex" xmlns:cx2="http://schemas.microsoft.com/office/drawing/2015/10/21/chartex" xmlns:cx3="http://schemas.microsoft.com/office/drawing/2016/5/9/chartex" xmlns:cx4="http://schemas.microsoft.com/office/drawing/2016/5/10/chartex" xmlns:cx5="http://schemas.microsoft.com/office/drawing/2016/5/11/chartex" xmlns:cx6="http://schemas.microsoft.com/office/drawing/2016/5/12/chartex" xmlns:cx7="http://schemas.microsoft.com/office/drawing/2016/5/13/chartex" xmlns:cx8="http://schemas.microsoft.com/office/drawing/2016/5/14/chartex" xmlns:mc="http://schemas.openxmlformats.org/markup-compatibility/2006" xmlns:aink="http://schemas.microsoft.com/office/drawing/2016/ink" xmlns:am3d="http://schemas.microsoft.com/office/drawing/2017/model3d" xmlns:o="urn:schemas-microsoft-com:office:office" xmlns:oel="http://schemas.microsoft.com/office/2019/extlst" xmlns:r="http://schemas.openxmlformats.org/officeDocument/2006/relationships" xmlns:m="http://schemas.openxmlformats.org/officeDocument/2006/math" xmlns:v="urn:schemas-microsoft-com:vml" xmlns:wp14="http://schemas.microsoft.com/office/word/2010/wordprocessingDrawing" xmlns:wp="http://schemas.openxmlformats.org/drawingml/2006/wordprocessingDrawing" xmlns:w10="urn:schemas-microsoft-com:office:word" xmlns:w="http://schemas.openxmlformats.org/wordprocessingml/2006/main" xmlns:w14="http://schemas.microsoft.com/office/word/2010/wordml" xmlns:w15="http://schemas.microsoft.com/office/word/2012/wordml" xmlns:w16cex="http://schemas.microsoft.com/office/word/2018/wordml/cex" xmlns:w16cid="http://schemas.microsoft.com/office/word/2016/wordml/cid" xmlns:w16="http://schemas.microsoft.com/office/word/2018/wordml" xmlns:w16du="http://schemas.microsoft.com/office/word/2023/wordml/word16du" xmlns:w16sdtdh="http://schemas.microsoft.com/office/word/2020/wordml/sdtdatahash" xmlns:w16sdtfl="http://schemas.microsoft.com/office/word/2024/wordml/sdtformatlock" xmlns:w16se="http://schemas.microsoft.com/office/word/2015/wordml/symex" xmlns:wpg="http://schemas.microsoft.com/office/word/2010/wordprocessingGroup" xmlns:wpi="http://schemas.microsoft.com/office/word/2010/wordprocessingInk" xmlns:wne="http://schemas.microsoft.com/office/word/2006/wordml" xmlns:wps="http://schemas.microsoft.com/office/word/2010/wordprocessingShape" mc:Ignorable="w14 w15 w16se w16cid w16 w16cex w16sdtdh w16sdtfl w16du wp14">
+  <w:abstractNum w:abstractNumId="0" w15:restartNumberingAfterBreak="0">
+    <w:nsid w:val="27841E9D"/>
+    <w:multiLevelType w:val="hybridMultilevel"/>
+    <w:tmpl w:val="111E188E"/>
+    <w:lvl w:ilvl="0" w:tplc="BDEA631E">
+      <w:numFmt w:val="bullet"/>
+      <w:lvlText w:val="-"/>
+      <w:lvlJc w:val="left"/>
+      <w:pPr>
+        <w:ind w:left="1080" w:hanging="360"/>
+      </w:pPr>
+      <w:rPr>
+        <w:rFonts w:ascii="Calibri" w:eastAsiaTheme="minorHAnsi" w:hAnsi="Calibri" w:cs="Calibri" w:hint="default"/>
+      </w:rPr>
+    </w:lvl>
+    <w:lvl w:ilvl="1" w:tplc="38090003" w:tentative="1">
+      <w:start w:val="1"/>
+      <w:numFmt w:val="bullet"/>
+      <w:lvlText w:val="o"/>
+      <w:lvlJc w:val="left"/>
+      <w:pPr>
+        <w:ind w:left="1800" w:hanging="360"/>
+      </w:pPr>
+      <w:rPr>
+        <w:rFonts w:ascii="Courier New" w:hAnsi="Courier New" w:cs="Courier New" w:hint="default"/>
+      </w:rPr>
+    </w:lvl>
+    <w:lvl w:ilvl="2" w:tplc="38090005" w:tentative="1">
+      <w:start w:val="1"/>
+      <w:numFmt w:val="bullet"/>
+      <w:lvlText w:val=""/>
+      <w:lvlJc w:val="left"/>
+      <w:pPr>
+        <w:ind w:left="2520" w:hanging="360"/>
+      </w:pPr>
+      <w:rPr>
+        <w:rFonts w:ascii="Wingdings" w:hAnsi="Wingdings" w:hint="default"/>
+      </w:rPr>
+    </w:lvl>
+    <w:lvl w:ilvl="3" w:tplc="38090001" w:tentative="1">
+      <w:start w:val="1"/>
+      <w:numFmt w:val="bullet"/>
+      <w:lvlText w:val=""/>
+      <w:lvlJc w:val="left"/>
+      <w:pPr>
+        <w:ind w:left="3240" w:hanging="360"/>
+      </w:pPr>
+      <w:rPr>
+        <w:rFonts w:ascii="Symbol" w:hAnsi="Symbol" w:hint="default"/>
+      </w:rPr>
+    </w:lvl>
+    <w:lvl w:ilvl="4" w:tplc="38090003" w:tentative="1">
+      <w:start w:val="1"/>
+      <w:numFmt w:val="bullet"/>
+      <w:lvlText w:val="o"/>
+      <w:lvlJc w:val="left"/>
+      <w:pPr>
+        <w:ind w:left="3960" w:hanging="360"/>
+      </w:pPr>
+      <w:rPr>
+        <w:rFonts w:ascii="Courier New" w:hAnsi="Courier New" w:cs="Courier New" w:hint="default"/>
+      </w:rPr>
+    </w:lvl>
+    <w:lvl w:ilvl="5" w:tplc="38090005" w:tentative="1">
+      <w:start w:val="1"/>
+      <w:numFmt w:val="bullet"/>
+      <w:lvlText w:val=""/>
+      <w:lvlJc w:val="left"/>
+      <w:pPr>
+        <w:ind w:left="4680" w:hanging="360"/>
+      </w:pPr>
+      <w:rPr>
+        <w:rFonts w:ascii="Wingdings" w:hAnsi="Wingdings" w:hint="default"/>
+      </w:rPr>
+    </w:lvl>
+    <w:lvl w:ilvl="6" w:tplc="38090001" w:tentative="1">
+      <w:start w:val="1"/>
+      <w:numFmt w:val="bullet"/>
+      <w:lvlText w:val=""/>
+      <w:lvlJc w:val="left"/>
+      <w:pPr>
+        <w:ind w:left="5400" w:hanging="360"/>
+      </w:pPr>
+      <w:rPr>
+        <w:rFonts w:ascii="Symbol" w:hAnsi="Symbol" w:hint="default"/>
+      </w:rPr>
+    </w:lvl>
+    <w:lvl w:ilvl="7" w:tplc="38090003" w:tentative="1">
+      <w:start w:val="1"/>
+      <w:numFmt w:val="bullet"/>
+      <w:lvlText w:val="o"/>
+      <w:lvlJc w:val="left"/>
+      <w:pPr>
+        <w:ind w:left="6120" w:hanging="360"/>
+      </w:pPr>
+      <w:rPr>
+        <w:rFonts w:ascii="Courier New" w:hAnsi="Courier New" w:cs="Courier New" w:hint="default"/>
+      </w:rPr>
+    </w:lvl>
+    <w:lvl w:ilvl="8" w:tplc="38090005" w:tentative="1">
+      <w:start w:val="1"/>
+      <w:numFmt w:val="bullet"/>
+      <w:lvlText w:val=""/>
+      <w:lvlJc w:val="left"/>
+      <w:pPr>
+        <w:ind w:left="6840" w:hanging="360"/>
+      </w:pPr>
+      <w:rPr>
+        <w:rFonts w:ascii="Wingdings" w:hAnsi="Wingdings" w:hint="default"/>
+      </w:rPr>
+    </w:lvl>
+  </w:abstractNum>
+  <w:num w:numId="1" w16cid:durableId="1093359293">
+    <w:abstractNumId w:val="0"/>
+  </w:num>
+</w:numbering>
 </file>
 
 <file path=word/styles.xml><?xml version="1.0" encoding="utf-8"?>
@@ -3417,6 +3846,7 @@
   <w:style w:type="character" w:default="1" w:styleId="DefaultParagraphFont">
     <w:name w:val="Default Paragraph Font"/>
     <w:uiPriority w:val="1"/>
+    <w:semiHidden/>
     <w:unhideWhenUsed/>
   </w:style>
   <w:style w:type="table" w:default="1" w:styleId="TableNormal">
@@ -3611,6 +4041,17 @@
       <w:color w:val="605E5C"/>
       <w:shd w:val="clear" w:color="auto" w:fill="E1DFDD"/>
     </w:rPr>
+  </w:style>
+  <w:style w:type="paragraph" w:styleId="ListParagraph">
+    <w:name w:val="List Paragraph"/>
+    <w:basedOn w:val="Normal"/>
+    <w:uiPriority w:val="34"/>
+    <w:qFormat/>
+    <w:rsid w:val="00007300"/>
+    <w:pPr>
+      <w:ind w:left="720"/>
+      <w:contextualSpacing/>
+    </w:pPr>
   </w:style>
 </w:styles>
 </file>
@@ -3911,6 +4352,25 @@
 </file>
 
 <file path=customXml/item1.xml><?xml version="1.0" encoding="utf-8"?>
+<?mso-contentType ?>
+<FormTemplates xmlns="http://schemas.microsoft.com/sharepoint/v3/contenttype/forms">
+  <Display>DocumentLibraryForm</Display>
+  <Edit>DocumentLibraryForm</Edit>
+  <New>DocumentLibraryForm</New>
+</FormTemplates>
+</file>
+
+<file path=customXml/item2.xml><?xml version="1.0" encoding="utf-8"?>
+<p:properties xmlns:p="http://schemas.microsoft.com/office/2006/metadata/properties" xmlns:xsi="http://www.w3.org/2001/XMLSchema-instance" xmlns:pc="http://schemas.microsoft.com/office/infopath/2007/PartnerControls">
+  <documentManagement/>
+</p:properties>
+</file>
+
+<file path=customXml/item3.xml><?xml version="1.0" encoding="utf-8"?>
+<b:Sources xmlns:b="http://schemas.openxmlformats.org/officeDocument/2006/bibliography" xmlns="http://schemas.openxmlformats.org/officeDocument/2006/bibliography" SelectedStyle="\APASixthEditionOfficeOnline.xsl" StyleName="APA" Version="6"/>
+</file>
+
+<file path=customXml/item4.xml><?xml version="1.0" encoding="utf-8"?>
 <ct:contentTypeSchema xmlns:ct="http://schemas.microsoft.com/office/2006/metadata/contentType" xmlns:ma="http://schemas.microsoft.com/office/2006/metadata/properties/metaAttributes" ct:_="" ma:_="" ma:contentTypeName="Document" ma:contentTypeID="0x010100F8B5D4B0D92AE44291B7C26D5DCAD5DE" ma:contentTypeVersion="3" ma:contentTypeDescription="Create a new document." ma:contentTypeScope="" ma:versionID="496ec5ab8010c1545049ac0deb40654c">
   <xsd:schema xmlns:xsd="http://www.w3.org/2001/XMLSchema" xmlns:xs="http://www.w3.org/2001/XMLSchema" xmlns:p="http://schemas.microsoft.com/office/2006/metadata/properties" xmlns:ns2="1536719f-338f-4bab-9bd1-dc1e037a775f" targetNamespace="http://schemas.microsoft.com/office/2006/metadata/properties" ma:root="true" ma:fieldsID="fbab61102207687f3ae0f5a09b4baa88" ns2:_="">
     <xsd:import namespace="1536719f-338f-4bab-9bd1-dc1e037a775f"/>
@@ -4048,26 +4508,32 @@
 </ct:contentTypeSchema>
 </file>
 
-<file path=customXml/item2.xml><?xml version="1.0" encoding="utf-8"?>
-<b:Sources xmlns:b="http://schemas.openxmlformats.org/officeDocument/2006/bibliography" xmlns="http://schemas.openxmlformats.org/officeDocument/2006/bibliography" SelectedStyle="\APASixthEditionOfficeOnline.xsl" StyleName="APA" Version="6"/>
+<file path=customXml/itemProps1.xml><?xml version="1.0" encoding="utf-8"?>
+<ds:datastoreItem xmlns:ds="http://schemas.openxmlformats.org/officeDocument/2006/customXml" ds:itemID="{9323B359-151B-4B2A-B54E-99ADEBFCE45C}">
+  <ds:schemaRefs>
+    <ds:schemaRef ds:uri="http://schemas.microsoft.com/sharepoint/v3/contenttype/forms"/>
+  </ds:schemaRefs>
+</ds:datastoreItem>
 </file>
 
-<file path=customXml/item3.xml><?xml version="1.0" encoding="utf-8"?>
-<p:properties xmlns:p="http://schemas.microsoft.com/office/2006/metadata/properties" xmlns:xsi="http://www.w3.org/2001/XMLSchema-instance" xmlns:pc="http://schemas.microsoft.com/office/infopath/2007/PartnerControls">
-  <documentManagement/>
-</p:properties>
+<file path=customXml/itemProps2.xml><?xml version="1.0" encoding="utf-8"?>
+<ds:datastoreItem xmlns:ds="http://schemas.openxmlformats.org/officeDocument/2006/customXml" ds:itemID="{43CEC7C5-8AC3-4CEC-9800-27AFF27DF7FA}">
+  <ds:schemaRefs>
+    <ds:schemaRef ds:uri="http://schemas.microsoft.com/office/2006/metadata/properties"/>
+    <ds:schemaRef ds:uri="http://schemas.microsoft.com/office/infopath/2007/PartnerControls"/>
+  </ds:schemaRefs>
+</ds:datastoreItem>
 </file>
 
-<file path=customXml/item4.xml><?xml version="1.0" encoding="utf-8"?>
-<?mso-contentType ?>
-<FormTemplates xmlns="http://schemas.microsoft.com/sharepoint/v3/contenttype/forms">
-  <Display>DocumentLibraryForm</Display>
-  <Edit>DocumentLibraryForm</Edit>
-  <New>DocumentLibraryForm</New>
-</FormTemplates>
+<file path=customXml/itemProps3.xml><?xml version="1.0" encoding="utf-8"?>
+<ds:datastoreItem xmlns:ds="http://schemas.openxmlformats.org/officeDocument/2006/customXml" ds:itemID="{5FAA12DC-28BC-47CA-96E2-0E326ABE849D}">
+  <ds:schemaRefs>
+    <ds:schemaRef ds:uri="http://schemas.openxmlformats.org/officeDocument/2006/bibliography"/>
+  </ds:schemaRefs>
+</ds:datastoreItem>
 </file>
 
-<file path=customXml/itemProps1.xml><?xml version="1.0" encoding="utf-8"?>
+<file path=customXml/itemProps4.xml><?xml version="1.0" encoding="utf-8"?>
 <ds:datastoreItem xmlns:ds="http://schemas.openxmlformats.org/officeDocument/2006/customXml" ds:itemID="{3F925FC0-AE79-4B8E-9064-8AF59A7C4609}">
   <ds:schemaRefs>
     <ds:schemaRef ds:uri="http://schemas.microsoft.com/office/2006/metadata/contentType"/>
@@ -4083,29 +4549,4 @@
     <ds:schemaRef ds:uri="http://schemas.microsoft.com/internal/obd"/>
   </ds:schemaRefs>
 </ds:datastoreItem>
-</file>
-
-<file path=customXml/itemProps2.xml><?xml version="1.0" encoding="utf-8"?>
-<ds:datastoreItem xmlns:ds="http://schemas.openxmlformats.org/officeDocument/2006/customXml" ds:itemID="{5FAA12DC-28BC-47CA-96E2-0E326ABE849D}">
-  <ds:schemaRefs>
-    <ds:schemaRef ds:uri="http://schemas.openxmlformats.org/officeDocument/2006/bibliography"/>
-  </ds:schemaRefs>
-</ds:datastoreItem>
-</file>
-
-<file path=customXml/itemProps3.xml><?xml version="1.0" encoding="utf-8"?>
-<ds:datastoreItem xmlns:ds="http://schemas.openxmlformats.org/officeDocument/2006/customXml" ds:itemID="{43CEC7C5-8AC3-4CEC-9800-27AFF27DF7FA}">
-  <ds:schemaRefs>
-    <ds:schemaRef ds:uri="http://schemas.microsoft.com/office/2006/metadata/properties"/>
-    <ds:schemaRef ds:uri="http://schemas.microsoft.com/office/infopath/2007/PartnerControls"/>
-  </ds:schemaRefs>
-</ds:datastoreItem>
-</file>
-
-<file path=customXml/itemProps4.xml><?xml version="1.0" encoding="utf-8"?>
-<ds:datastoreItem xmlns:ds="http://schemas.openxmlformats.org/officeDocument/2006/customXml" ds:itemID="{9323B359-151B-4B2A-B54E-99ADEBFCE45C}">
-  <ds:schemaRefs>
-    <ds:schemaRef ds:uri="http://schemas.microsoft.com/sharepoint/v3/contenttype/forms"/>
-  </ds:schemaRefs>
-</ds:datastoreItem>
 </file>